--- a/outputs/tables/Table7_OOS_SP500.docx
+++ b/outputs/tables/Table7_OOS_SP500.docx
@@ -311,7 +311,7 @@
                 <w:rFonts w:ascii="Times New Roman" w:hAnsi="Times New Roman"/>
                 <w:sz w:val="20"/>
               </w:rPr>
-              <w:t>Yes</w:t>
+              <w:t>No</w:t>
             </w:r>
           </w:p>
         </w:tc>
@@ -695,7 +695,7 @@
                 <w:rFonts w:ascii="Times New Roman" w:hAnsi="Times New Roman"/>
                 <w:sz w:val="20"/>
               </w:rPr>
-              <w:t>\textbf{0.53541}</w:t>
+              <w:t>0.53541</w:t>
             </w:r>
           </w:p>
         </w:tc>
@@ -909,6 +909,148 @@
                 <w:rFonts w:ascii="Times New Roman" w:hAnsi="Times New Roman"/>
                 <w:sz w:val="20"/>
               </w:rPr>
+              <w:t>MSGARCH(1,1)</w:t>
+            </w:r>
+          </w:p>
+        </w:tc>
+        <w:tc>
+          <w:tcPr>
+            <w:tcW w:type="dxa" w:w="864"/>
+          </w:tcPr>
+          <w:p>
+            <w:r>
+              <w:rPr>
+                <w:rFonts w:ascii="Times New Roman" w:hAnsi="Times New Roman"/>
+                <w:sz w:val="20"/>
+              </w:rPr>
+              <w:t>2.61587</w:t>
+            </w:r>
+          </w:p>
+        </w:tc>
+        <w:tc>
+          <w:tcPr>
+            <w:tcW w:type="dxa" w:w="864"/>
+          </w:tcPr>
+          <w:p>
+            <w:r>
+              <w:rPr>
+                <w:rFonts w:ascii="Times New Roman" w:hAnsi="Times New Roman"/>
+                <w:sz w:val="20"/>
+              </w:rPr>
+              <w:t>1.61737</w:t>
+            </w:r>
+          </w:p>
+        </w:tc>
+        <w:tc>
+          <w:tcPr>
+            <w:tcW w:type="dxa" w:w="864"/>
+          </w:tcPr>
+          <w:p>
+            <w:r>
+              <w:rPr>
+                <w:rFonts w:ascii="Times New Roman" w:hAnsi="Times New Roman"/>
+                <w:sz w:val="20"/>
+              </w:rPr>
+              <w:t>1.11212</w:t>
+            </w:r>
+          </w:p>
+        </w:tc>
+        <w:tc>
+          <w:tcPr>
+            <w:tcW w:type="dxa" w:w="864"/>
+          </w:tcPr>
+          <w:p>
+            <w:r>
+              <w:rPr>
+                <w:rFonts w:ascii="Times New Roman" w:hAnsi="Times New Roman"/>
+                <w:sz w:val="20"/>
+              </w:rPr>
+              <w:t>-1.0825</w:t>
+            </w:r>
+          </w:p>
+        </w:tc>
+        <w:tc>
+          <w:tcPr>
+            <w:tcW w:type="dxa" w:w="864"/>
+          </w:tcPr>
+          <w:p>
+            <w:r>
+              <w:rPr>
+                <w:rFonts w:ascii="Times New Roman" w:hAnsi="Times New Roman"/>
+                <w:sz w:val="20"/>
+              </w:rPr>
+              <w:t>0.82481</w:t>
+            </w:r>
+          </w:p>
+        </w:tc>
+        <w:tc>
+          <w:tcPr>
+            <w:tcW w:type="dxa" w:w="864"/>
+          </w:tcPr>
+          <w:p>
+            <w:r>
+              <w:rPr>
+                <w:rFonts w:ascii="Times New Roman" w:hAnsi="Times New Roman"/>
+                <w:sz w:val="20"/>
+              </w:rPr>
+              <w:t>-1.2662</w:t>
+            </w:r>
+          </w:p>
+        </w:tc>
+        <w:tc>
+          <w:tcPr>
+            <w:tcW w:type="dxa" w:w="864"/>
+          </w:tcPr>
+          <w:p>
+            <w:r>
+              <w:rPr>
+                <w:rFonts w:ascii="Times New Roman" w:hAnsi="Times New Roman"/>
+                <w:sz w:val="20"/>
+              </w:rPr>
+              <w:t>+97.16\%</w:t>
+            </w:r>
+          </w:p>
+        </w:tc>
+        <w:tc>
+          <w:tcPr>
+            <w:tcW w:type="dxa" w:w="864"/>
+          </w:tcPr>
+          <w:p>
+            <w:r>
+              <w:rPr>
+                <w:rFonts w:ascii="Times New Roman" w:hAnsi="Times New Roman"/>
+                <w:sz w:val="20"/>
+              </w:rPr>
+              <w:t>No</w:t>
+            </w:r>
+          </w:p>
+        </w:tc>
+        <w:tc>
+          <w:tcPr>
+            <w:tcW w:type="dxa" w:w="864"/>
+          </w:tcPr>
+          <w:p>
+            <w:r>
+              <w:rPr>
+                <w:rFonts w:ascii="Times New Roman" w:hAnsi="Times New Roman"/>
+                <w:sz w:val="20"/>
+              </w:rPr>
+              <w:t>—</w:t>
+            </w:r>
+          </w:p>
+        </w:tc>
+      </w:tr>
+      <w:tr>
+        <w:tc>
+          <w:tcPr>
+            <w:tcW w:type="dxa" w:w="864"/>
+          </w:tcPr>
+          <w:p>
+            <w:r>
+              <w:rPr>
+                <w:rFonts w:ascii="Times New Roman" w:hAnsi="Times New Roman"/>
+                <w:sz w:val="20"/>
+              </w:rPr>
               <w:t>HAR</w:t>
             </w:r>
           </w:p>
@@ -1061,6 +1203,858 @@
       <w:tr>
         <w:tc>
           <w:tcPr>
+            <w:tcW w:type="dxa" w:w="864"/>
+          </w:tcPr>
+          <w:p>
+            <w:r>
+              <w:rPr>
+                <w:rFonts w:ascii="Times New Roman" w:hAnsi="Times New Roman"/>
+                <w:sz w:val="20"/>
+              </w:rPr>
+              <w:t>NN-GARCH</w:t>
+            </w:r>
+          </w:p>
+        </w:tc>
+        <w:tc>
+          <w:tcPr>
+            <w:tcW w:type="dxa" w:w="864"/>
+          </w:tcPr>
+          <w:p>
+            <w:r>
+              <w:rPr>
+                <w:rFonts w:ascii="Times New Roman" w:hAnsi="Times New Roman"/>
+                <w:sz w:val="20"/>
+              </w:rPr>
+              <w:t>1.28378 ± 0.06776</w:t>
+            </w:r>
+          </w:p>
+        </w:tc>
+        <w:tc>
+          <w:tcPr>
+            <w:tcW w:type="dxa" w:w="864"/>
+          </w:tcPr>
+          <w:p>
+            <w:r>
+              <w:rPr>
+                <w:rFonts w:ascii="Times New Roman" w:hAnsi="Times New Roman"/>
+                <w:sz w:val="20"/>
+              </w:rPr>
+              <w:t>1.13304</w:t>
+            </w:r>
+          </w:p>
+        </w:tc>
+        <w:tc>
+          <w:tcPr>
+            <w:tcW w:type="dxa" w:w="864"/>
+          </w:tcPr>
+          <w:p>
+            <w:r>
+              <w:rPr>
+                <w:rFonts w:ascii="Times New Roman" w:hAnsi="Times New Roman"/>
+                <w:sz w:val="20"/>
+              </w:rPr>
+              <w:t>0.69864 ± 0.11872</w:t>
+            </w:r>
+          </w:p>
+        </w:tc>
+        <w:tc>
+          <w:tcPr>
+            <w:tcW w:type="dxa" w:w="864"/>
+          </w:tcPr>
+          <w:p>
+            <w:r>
+              <w:rPr>
+                <w:rFonts w:ascii="Times New Roman" w:hAnsi="Times New Roman"/>
+                <w:sz w:val="20"/>
+              </w:rPr>
+              <w:t>-0.0220</w:t>
+            </w:r>
+          </w:p>
+        </w:tc>
+        <w:tc>
+          <w:tcPr>
+            <w:tcW w:type="dxa" w:w="864"/>
+          </w:tcPr>
+          <w:p>
+            <w:r>
+              <w:rPr>
+                <w:rFonts w:ascii="Times New Roman" w:hAnsi="Times New Roman"/>
+                <w:sz w:val="20"/>
+              </w:rPr>
+              <w:t>0.57219</w:t>
+            </w:r>
+          </w:p>
+        </w:tc>
+        <w:tc>
+          <w:tcPr>
+            <w:tcW w:type="dxa" w:w="864"/>
+          </w:tcPr>
+          <w:p>
+            <w:r>
+              <w:rPr>
+                <w:rFonts w:ascii="Times New Roman" w:hAnsi="Times New Roman"/>
+                <w:sz w:val="20"/>
+              </w:rPr>
+              <w:t>-1.1751</w:t>
+            </w:r>
+          </w:p>
+        </w:tc>
+        <w:tc>
+          <w:tcPr>
+            <w:tcW w:type="dxa" w:w="864"/>
+          </w:tcPr>
+          <w:p>
+            <w:r>
+              <w:rPr>
+                <w:rFonts w:ascii="Times New Roman" w:hAnsi="Times New Roman"/>
+                <w:sz w:val="20"/>
+              </w:rPr>
+              <w:t>-3.24\%</w:t>
+            </w:r>
+          </w:p>
+        </w:tc>
+        <w:tc>
+          <w:tcPr>
+            <w:tcW w:type="dxa" w:w="864"/>
+          </w:tcPr>
+          <w:p>
+            <w:r>
+              <w:rPr>
+                <w:rFonts w:ascii="Times New Roman" w:hAnsi="Times New Roman"/>
+                <w:sz w:val="20"/>
+              </w:rPr>
+              <w:t>Yes</w:t>
+            </w:r>
+          </w:p>
+        </w:tc>
+        <w:tc>
+          <w:tcPr>
+            <w:tcW w:type="dxa" w:w="864"/>
+          </w:tcPr>
+          <w:p>
+            <w:r>
+              <w:rPr>
+                <w:rFonts w:ascii="Times New Roman" w:hAnsi="Times New Roman"/>
+                <w:sz w:val="20"/>
+              </w:rPr>
+              <w:t>ok</w:t>
+            </w:r>
+          </w:p>
+        </w:tc>
+      </w:tr>
+      <w:tr>
+        <w:tc>
+          <w:tcPr>
+            <w:tcW w:type="dxa" w:w="864"/>
+          </w:tcPr>
+          <w:p>
+            <w:r>
+              <w:rPr>
+                <w:rFonts w:ascii="Times New Roman" w:hAnsi="Times New Roman"/>
+                <w:sz w:val="20"/>
+              </w:rPr>
+              <w:t>LSTM-SSE</w:t>
+            </w:r>
+          </w:p>
+        </w:tc>
+        <w:tc>
+          <w:tcPr>
+            <w:tcW w:type="dxa" w:w="864"/>
+          </w:tcPr>
+          <w:p>
+            <w:r>
+              <w:rPr>
+                <w:rFonts w:ascii="Times New Roman" w:hAnsi="Times New Roman"/>
+                <w:sz w:val="20"/>
+              </w:rPr>
+              <w:t>1.29499 ± 0.01503</w:t>
+            </w:r>
+          </w:p>
+        </w:tc>
+        <w:tc>
+          <w:tcPr>
+            <w:tcW w:type="dxa" w:w="864"/>
+          </w:tcPr>
+          <w:p>
+            <w:r>
+              <w:rPr>
+                <w:rFonts w:ascii="Times New Roman" w:hAnsi="Times New Roman"/>
+                <w:sz w:val="20"/>
+              </w:rPr>
+              <w:t>1.13798</w:t>
+            </w:r>
+          </w:p>
+        </w:tc>
+        <w:tc>
+          <w:tcPr>
+            <w:tcW w:type="dxa" w:w="864"/>
+          </w:tcPr>
+          <w:p>
+            <w:r>
+              <w:rPr>
+                <w:rFonts w:ascii="Times New Roman" w:hAnsi="Times New Roman"/>
+                <w:sz w:val="20"/>
+              </w:rPr>
+              <w:t>0.71143 ± 0.01816</w:t>
+            </w:r>
+          </w:p>
+        </w:tc>
+        <w:tc>
+          <w:tcPr>
+            <w:tcW w:type="dxa" w:w="864"/>
+          </w:tcPr>
+          <w:p>
+            <w:r>
+              <w:rPr>
+                <w:rFonts w:ascii="Times New Roman" w:hAnsi="Times New Roman"/>
+                <w:sz w:val="20"/>
+              </w:rPr>
+              <w:t>-0.0309</w:t>
+            </w:r>
+          </w:p>
+        </w:tc>
+        <w:tc>
+          <w:tcPr>
+            <w:tcW w:type="dxa" w:w="864"/>
+          </w:tcPr>
+          <w:p>
+            <w:r>
+              <w:rPr>
+                <w:rFonts w:ascii="Times New Roman" w:hAnsi="Times New Roman"/>
+                <w:sz w:val="20"/>
+              </w:rPr>
+              <w:t>\textbf{0.52728}</w:t>
+            </w:r>
+          </w:p>
+        </w:tc>
+        <w:tc>
+          <w:tcPr>
+            <w:tcW w:type="dxa" w:w="864"/>
+          </w:tcPr>
+          <w:p>
+            <w:r>
+              <w:rPr>
+                <w:rFonts w:ascii="Times New Roman" w:hAnsi="Times New Roman"/>
+                <w:sz w:val="20"/>
+              </w:rPr>
+              <w:t>-1.1545</w:t>
+            </w:r>
+          </w:p>
+        </w:tc>
+        <w:tc>
+          <w:tcPr>
+            <w:tcW w:type="dxa" w:w="864"/>
+          </w:tcPr>
+          <w:p>
+            <w:r>
+              <w:rPr>
+                <w:rFonts w:ascii="Times New Roman" w:hAnsi="Times New Roman"/>
+                <w:sz w:val="20"/>
+              </w:rPr>
+              <w:t>-2.39\%</w:t>
+            </w:r>
+          </w:p>
+        </w:tc>
+        <w:tc>
+          <w:tcPr>
+            <w:tcW w:type="dxa" w:w="864"/>
+          </w:tcPr>
+          <w:p>
+            <w:r>
+              <w:rPr>
+                <w:rFonts w:ascii="Times New Roman" w:hAnsi="Times New Roman"/>
+                <w:sz w:val="20"/>
+              </w:rPr>
+              <w:t>Yes</w:t>
+            </w:r>
+          </w:p>
+        </w:tc>
+        <w:tc>
+          <w:tcPr>
+            <w:tcW w:type="dxa" w:w="864"/>
+          </w:tcPr>
+          <w:p>
+            <w:r>
+              <w:rPr>
+                <w:rFonts w:ascii="Times New Roman" w:hAnsi="Times New Roman"/>
+                <w:sz w:val="20"/>
+              </w:rPr>
+              <w:t>ok</w:t>
+            </w:r>
+          </w:p>
+        </w:tc>
+      </w:tr>
+      <w:tr>
+        <w:tc>
+          <w:tcPr>
+            <w:tcW w:type="dxa" w:w="864"/>
+          </w:tcPr>
+          <w:p>
+            <w:r>
+              <w:rPr>
+                <w:rFonts w:ascii="Times New Roman" w:hAnsi="Times New Roman"/>
+                <w:sz w:val="20"/>
+              </w:rPr>
+              <w:t>CNN-LSTM</w:t>
+            </w:r>
+          </w:p>
+        </w:tc>
+        <w:tc>
+          <w:tcPr>
+            <w:tcW w:type="dxa" w:w="864"/>
+          </w:tcPr>
+          <w:p>
+            <w:r>
+              <w:rPr>
+                <w:rFonts w:ascii="Times New Roman" w:hAnsi="Times New Roman"/>
+                <w:sz w:val="20"/>
+              </w:rPr>
+              <w:t>1.29714 ± 0.04492</w:t>
+            </w:r>
+          </w:p>
+        </w:tc>
+        <w:tc>
+          <w:tcPr>
+            <w:tcW w:type="dxa" w:w="864"/>
+          </w:tcPr>
+          <w:p>
+            <w:r>
+              <w:rPr>
+                <w:rFonts w:ascii="Times New Roman" w:hAnsi="Times New Roman"/>
+                <w:sz w:val="20"/>
+              </w:rPr>
+              <w:t>1.13892</w:t>
+            </w:r>
+          </w:p>
+        </w:tc>
+        <w:tc>
+          <w:tcPr>
+            <w:tcW w:type="dxa" w:w="864"/>
+          </w:tcPr>
+          <w:p>
+            <w:r>
+              <w:rPr>
+                <w:rFonts w:ascii="Times New Roman" w:hAnsi="Times New Roman"/>
+                <w:sz w:val="20"/>
+              </w:rPr>
+              <w:t>0.76259 ± 0.04402</w:t>
+            </w:r>
+          </w:p>
+        </w:tc>
+        <w:tc>
+          <w:tcPr>
+            <w:tcW w:type="dxa" w:w="864"/>
+          </w:tcPr>
+          <w:p>
+            <w:r>
+              <w:rPr>
+                <w:rFonts w:ascii="Times New Roman" w:hAnsi="Times New Roman"/>
+                <w:sz w:val="20"/>
+              </w:rPr>
+              <w:t>-0.0326</w:t>
+            </w:r>
+          </w:p>
+        </w:tc>
+        <w:tc>
+          <w:tcPr>
+            <w:tcW w:type="dxa" w:w="864"/>
+          </w:tcPr>
+          <w:p>
+            <w:r>
+              <w:rPr>
+                <w:rFonts w:ascii="Times New Roman" w:hAnsi="Times New Roman"/>
+                <w:sz w:val="20"/>
+              </w:rPr>
+              <w:t>0.53942</w:t>
+            </w:r>
+          </w:p>
+        </w:tc>
+        <w:tc>
+          <w:tcPr>
+            <w:tcW w:type="dxa" w:w="864"/>
+          </w:tcPr>
+          <w:p>
+            <w:r>
+              <w:rPr>
+                <w:rFonts w:ascii="Times New Roman" w:hAnsi="Times New Roman"/>
+                <w:sz w:val="20"/>
+              </w:rPr>
+              <w:t>-1.1549</w:t>
+            </w:r>
+          </w:p>
+        </w:tc>
+        <w:tc>
+          <w:tcPr>
+            <w:tcW w:type="dxa" w:w="864"/>
+          </w:tcPr>
+          <w:p>
+            <w:r>
+              <w:rPr>
+                <w:rFonts w:ascii="Times New Roman" w:hAnsi="Times New Roman"/>
+                <w:sz w:val="20"/>
+              </w:rPr>
+              <w:t>-2.23\%</w:t>
+            </w:r>
+          </w:p>
+        </w:tc>
+        <w:tc>
+          <w:tcPr>
+            <w:tcW w:type="dxa" w:w="864"/>
+          </w:tcPr>
+          <w:p>
+            <w:r>
+              <w:rPr>
+                <w:rFonts w:ascii="Times New Roman" w:hAnsi="Times New Roman"/>
+                <w:sz w:val="20"/>
+              </w:rPr>
+              <w:t>Yes</w:t>
+            </w:r>
+          </w:p>
+        </w:tc>
+        <w:tc>
+          <w:tcPr>
+            <w:tcW w:type="dxa" w:w="864"/>
+          </w:tcPr>
+          <w:p>
+            <w:r>
+              <w:rPr>
+                <w:rFonts w:ascii="Times New Roman" w:hAnsi="Times New Roman"/>
+                <w:sz w:val="20"/>
+              </w:rPr>
+              <w:t>ok</w:t>
+            </w:r>
+          </w:p>
+        </w:tc>
+      </w:tr>
+      <w:tr>
+        <w:tc>
+          <w:tcPr>
+            <w:tcW w:type="dxa" w:w="864"/>
+          </w:tcPr>
+          <w:p>
+            <w:r>
+              <w:rPr>
+                <w:rFonts w:ascii="Times New Roman" w:hAnsi="Times New Roman"/>
+                <w:sz w:val="20"/>
+              </w:rPr>
+              <w:t>LSTM-Attention</w:t>
+            </w:r>
+          </w:p>
+        </w:tc>
+        <w:tc>
+          <w:tcPr>
+            <w:tcW w:type="dxa" w:w="864"/>
+          </w:tcPr>
+          <w:p>
+            <w:r>
+              <w:rPr>
+                <w:rFonts w:ascii="Times New Roman" w:hAnsi="Times New Roman"/>
+                <w:sz w:val="20"/>
+              </w:rPr>
+              <w:t>1.39327 ± 0.09587</w:t>
+            </w:r>
+          </w:p>
+        </w:tc>
+        <w:tc>
+          <w:tcPr>
+            <w:tcW w:type="dxa" w:w="864"/>
+          </w:tcPr>
+          <w:p>
+            <w:r>
+              <w:rPr>
+                <w:rFonts w:ascii="Times New Roman" w:hAnsi="Times New Roman"/>
+                <w:sz w:val="20"/>
+              </w:rPr>
+              <w:t>1.18037</w:t>
+            </w:r>
+          </w:p>
+        </w:tc>
+        <w:tc>
+          <w:tcPr>
+            <w:tcW w:type="dxa" w:w="864"/>
+          </w:tcPr>
+          <w:p>
+            <w:r>
+              <w:rPr>
+                <w:rFonts w:ascii="Times New Roman" w:hAnsi="Times New Roman"/>
+                <w:sz w:val="20"/>
+              </w:rPr>
+              <w:t>0.86092 ± 0.09220</w:t>
+            </w:r>
+          </w:p>
+        </w:tc>
+        <w:tc>
+          <w:tcPr>
+            <w:tcW w:type="dxa" w:w="864"/>
+          </w:tcPr>
+          <w:p>
+            <w:r>
+              <w:rPr>
+                <w:rFonts w:ascii="Times New Roman" w:hAnsi="Times New Roman"/>
+                <w:sz w:val="20"/>
+              </w:rPr>
+              <w:t>-0.1092</w:t>
+            </w:r>
+          </w:p>
+        </w:tc>
+        <w:tc>
+          <w:tcPr>
+            <w:tcW w:type="dxa" w:w="864"/>
+          </w:tcPr>
+          <w:p>
+            <w:r>
+              <w:rPr>
+                <w:rFonts w:ascii="Times New Roman" w:hAnsi="Times New Roman"/>
+                <w:sz w:val="20"/>
+              </w:rPr>
+              <w:t>0.59838</w:t>
+            </w:r>
+          </w:p>
+        </w:tc>
+        <w:tc>
+          <w:tcPr>
+            <w:tcW w:type="dxa" w:w="864"/>
+          </w:tcPr>
+          <w:p>
+            <w:r>
+              <w:rPr>
+                <w:rFonts w:ascii="Times New Roman" w:hAnsi="Times New Roman"/>
+                <w:sz w:val="20"/>
+              </w:rPr>
+              <w:t>-1.1750</w:t>
+            </w:r>
+          </w:p>
+        </w:tc>
+        <w:tc>
+          <w:tcPr>
+            <w:tcW w:type="dxa" w:w="864"/>
+          </w:tcPr>
+          <w:p>
+            <w:r>
+              <w:rPr>
+                <w:rFonts w:ascii="Times New Roman" w:hAnsi="Times New Roman"/>
+                <w:sz w:val="20"/>
+              </w:rPr>
+              <w:t>+5.01\%</w:t>
+            </w:r>
+          </w:p>
+        </w:tc>
+        <w:tc>
+          <w:tcPr>
+            <w:tcW w:type="dxa" w:w="864"/>
+          </w:tcPr>
+          <w:p>
+            <w:r>
+              <w:rPr>
+                <w:rFonts w:ascii="Times New Roman" w:hAnsi="Times New Roman"/>
+                <w:sz w:val="20"/>
+              </w:rPr>
+              <w:t>Yes</w:t>
+            </w:r>
+          </w:p>
+        </w:tc>
+        <w:tc>
+          <w:tcPr>
+            <w:tcW w:type="dxa" w:w="864"/>
+          </w:tcPr>
+          <w:p>
+            <w:r>
+              <w:rPr>
+                <w:rFonts w:ascii="Times New Roman" w:hAnsi="Times New Roman"/>
+                <w:sz w:val="20"/>
+              </w:rPr>
+              <w:t>ok</w:t>
+            </w:r>
+          </w:p>
+        </w:tc>
+      </w:tr>
+      <w:tr>
+        <w:tc>
+          <w:tcPr>
+            <w:tcW w:type="dxa" w:w="864"/>
+          </w:tcPr>
+          <w:p>
+            <w:r>
+              <w:rPr>
+                <w:rFonts w:ascii="Times New Roman" w:hAnsi="Times New Roman"/>
+                <w:sz w:val="20"/>
+              </w:rPr>
+              <w:t>TCN</w:t>
+            </w:r>
+          </w:p>
+        </w:tc>
+        <w:tc>
+          <w:tcPr>
+            <w:tcW w:type="dxa" w:w="864"/>
+          </w:tcPr>
+          <w:p>
+            <w:r>
+              <w:rPr>
+                <w:rFonts w:ascii="Times New Roman" w:hAnsi="Times New Roman"/>
+                <w:sz w:val="20"/>
+              </w:rPr>
+              <w:t>1.32602 ± 0.15224</w:t>
+            </w:r>
+          </w:p>
+        </w:tc>
+        <w:tc>
+          <w:tcPr>
+            <w:tcW w:type="dxa" w:w="864"/>
+          </w:tcPr>
+          <w:p>
+            <w:r>
+              <w:rPr>
+                <w:rFonts w:ascii="Times New Roman" w:hAnsi="Times New Roman"/>
+                <w:sz w:val="20"/>
+              </w:rPr>
+              <w:t>1.15153</w:t>
+            </w:r>
+          </w:p>
+        </w:tc>
+        <w:tc>
+          <w:tcPr>
+            <w:tcW w:type="dxa" w:w="864"/>
+          </w:tcPr>
+          <w:p>
+            <w:r>
+              <w:rPr>
+                <w:rFonts w:ascii="Times New Roman" w:hAnsi="Times New Roman"/>
+                <w:sz w:val="20"/>
+              </w:rPr>
+              <w:t>0.80779 ± 0.19006</w:t>
+            </w:r>
+          </w:p>
+        </w:tc>
+        <w:tc>
+          <w:tcPr>
+            <w:tcW w:type="dxa" w:w="864"/>
+          </w:tcPr>
+          <w:p>
+            <w:r>
+              <w:rPr>
+                <w:rFonts w:ascii="Times New Roman" w:hAnsi="Times New Roman"/>
+                <w:sz w:val="20"/>
+              </w:rPr>
+              <w:t>-0.0556</w:t>
+            </w:r>
+          </w:p>
+        </w:tc>
+        <w:tc>
+          <w:tcPr>
+            <w:tcW w:type="dxa" w:w="864"/>
+          </w:tcPr>
+          <w:p>
+            <w:r>
+              <w:rPr>
+                <w:rFonts w:ascii="Times New Roman" w:hAnsi="Times New Roman"/>
+                <w:sz w:val="20"/>
+              </w:rPr>
+              <w:t>0.57019</w:t>
+            </w:r>
+          </w:p>
+        </w:tc>
+        <w:tc>
+          <w:tcPr>
+            <w:tcW w:type="dxa" w:w="864"/>
+          </w:tcPr>
+          <w:p>
+            <w:r>
+              <w:rPr>
+                <w:rFonts w:ascii="Times New Roman" w:hAnsi="Times New Roman"/>
+                <w:sz w:val="20"/>
+              </w:rPr>
+              <w:t>-1.1676</w:t>
+            </w:r>
+          </w:p>
+        </w:tc>
+        <w:tc>
+          <w:tcPr>
+            <w:tcW w:type="dxa" w:w="864"/>
+          </w:tcPr>
+          <w:p>
+            <w:r>
+              <w:rPr>
+                <w:rFonts w:ascii="Times New Roman" w:hAnsi="Times New Roman"/>
+                <w:sz w:val="20"/>
+              </w:rPr>
+              <w:t>-0.06\%</w:t>
+            </w:r>
+          </w:p>
+        </w:tc>
+        <w:tc>
+          <w:tcPr>
+            <w:tcW w:type="dxa" w:w="864"/>
+          </w:tcPr>
+          <w:p>
+            <w:r>
+              <w:rPr>
+                <w:rFonts w:ascii="Times New Roman" w:hAnsi="Times New Roman"/>
+                <w:sz w:val="20"/>
+              </w:rPr>
+              <w:t>Yes</w:t>
+            </w:r>
+          </w:p>
+        </w:tc>
+        <w:tc>
+          <w:tcPr>
+            <w:tcW w:type="dxa" w:w="864"/>
+          </w:tcPr>
+          <w:p>
+            <w:r>
+              <w:rPr>
+                <w:rFonts w:ascii="Times New Roman" w:hAnsi="Times New Roman"/>
+                <w:sz w:val="20"/>
+              </w:rPr>
+              <w:t>ok</w:t>
+            </w:r>
+          </w:p>
+        </w:tc>
+      </w:tr>
+      <w:tr>
+        <w:tc>
+          <w:tcPr>
+            <w:tcW w:type="dxa" w:w="864"/>
+          </w:tcPr>
+          <w:p>
+            <w:r>
+              <w:rPr>
+                <w:rFonts w:ascii="Times New Roman" w:hAnsi="Times New Roman"/>
+                <w:sz w:val="20"/>
+              </w:rPr>
+              <w:t>Transformer</w:t>
+            </w:r>
+          </w:p>
+        </w:tc>
+        <w:tc>
+          <w:tcPr>
+            <w:tcW w:type="dxa" w:w="864"/>
+          </w:tcPr>
+          <w:p>
+            <w:r>
+              <w:rPr>
+                <w:rFonts w:ascii="Times New Roman" w:hAnsi="Times New Roman"/>
+                <w:sz w:val="20"/>
+              </w:rPr>
+              <w:t>1.34206 ± 0.25675</w:t>
+            </w:r>
+          </w:p>
+        </w:tc>
+        <w:tc>
+          <w:tcPr>
+            <w:tcW w:type="dxa" w:w="864"/>
+          </w:tcPr>
+          <w:p>
+            <w:r>
+              <w:rPr>
+                <w:rFonts w:ascii="Times New Roman" w:hAnsi="Times New Roman"/>
+                <w:sz w:val="20"/>
+              </w:rPr>
+              <w:t>1.15847</w:t>
+            </w:r>
+          </w:p>
+        </w:tc>
+        <w:tc>
+          <w:tcPr>
+            <w:tcW w:type="dxa" w:w="864"/>
+          </w:tcPr>
+          <w:p>
+            <w:r>
+              <w:rPr>
+                <w:rFonts w:ascii="Times New Roman" w:hAnsi="Times New Roman"/>
+                <w:sz w:val="20"/>
+              </w:rPr>
+              <w:t>0.81310 ± 0.23335</w:t>
+            </w:r>
+          </w:p>
+        </w:tc>
+        <w:tc>
+          <w:tcPr>
+            <w:tcW w:type="dxa" w:w="864"/>
+          </w:tcPr>
+          <w:p>
+            <w:r>
+              <w:rPr>
+                <w:rFonts w:ascii="Times New Roman" w:hAnsi="Times New Roman"/>
+                <w:sz w:val="20"/>
+              </w:rPr>
+              <w:t>-0.0684</w:t>
+            </w:r>
+          </w:p>
+        </w:tc>
+        <w:tc>
+          <w:tcPr>
+            <w:tcW w:type="dxa" w:w="864"/>
+          </w:tcPr>
+          <w:p>
+            <w:r>
+              <w:rPr>
+                <w:rFonts w:ascii="Times New Roman" w:hAnsi="Times New Roman"/>
+                <w:sz w:val="20"/>
+              </w:rPr>
+              <w:t>0.56775</w:t>
+            </w:r>
+          </w:p>
+        </w:tc>
+        <w:tc>
+          <w:tcPr>
+            <w:tcW w:type="dxa" w:w="864"/>
+          </w:tcPr>
+          <w:p>
+            <w:r>
+              <w:rPr>
+                <w:rFonts w:ascii="Times New Roman" w:hAnsi="Times New Roman"/>
+                <w:sz w:val="20"/>
+              </w:rPr>
+              <w:t>-1.1635</w:t>
+            </w:r>
+          </w:p>
+        </w:tc>
+        <w:tc>
+          <w:tcPr>
+            <w:tcW w:type="dxa" w:w="864"/>
+          </w:tcPr>
+          <w:p>
+            <w:r>
+              <w:rPr>
+                <w:rFonts w:ascii="Times New Roman" w:hAnsi="Times New Roman"/>
+                <w:sz w:val="20"/>
+              </w:rPr>
+              <w:t>+1.15\%</w:t>
+            </w:r>
+          </w:p>
+        </w:tc>
+        <w:tc>
+          <w:tcPr>
+            <w:tcW w:type="dxa" w:w="864"/>
+          </w:tcPr>
+          <w:p>
+            <w:r>
+              <w:rPr>
+                <w:rFonts w:ascii="Times New Roman" w:hAnsi="Times New Roman"/>
+                <w:sz w:val="20"/>
+              </w:rPr>
+              <w:t>Yes</w:t>
+            </w:r>
+          </w:p>
+        </w:tc>
+        <w:tc>
+          <w:tcPr>
+            <w:tcW w:type="dxa" w:w="864"/>
+          </w:tcPr>
+          <w:p>
+            <w:r>
+              <w:rPr>
+                <w:rFonts w:ascii="Times New Roman" w:hAnsi="Times New Roman"/>
+                <w:sz w:val="20"/>
+              </w:rPr>
+              <w:t>ok</w:t>
+            </w:r>
+          </w:p>
+        </w:tc>
+      </w:tr>
+      <w:tr>
+        <w:tc>
+          <w:tcPr>
             <w:tcW w:type="dxa" w:w="8640"/>
             <w:gridSpan w:val="10"/>
           </w:tcPr>
@@ -1101,7 +2095,7 @@
                 <w:rFonts w:ascii="Times New Roman" w:hAnsi="Times New Roman"/>
                 <w:sz w:val="20"/>
               </w:rPr>
-              <w:t>1.63309 ± 0.00089</w:t>
+              <w:t>1.42683 ± 0.00247</w:t>
             </w:r>
           </w:p>
         </w:tc>
@@ -1115,7 +2109,7 @@
                 <w:rFonts w:ascii="Times New Roman" w:hAnsi="Times New Roman"/>
                 <w:sz w:val="20"/>
               </w:rPr>
-              <w:t>1.27793</w:t>
+              <w:t>1.19450</w:t>
             </w:r>
           </w:p>
         </w:tc>
@@ -1129,7 +2123,7 @@
                 <w:rFonts w:ascii="Times New Roman" w:hAnsi="Times New Roman"/>
                 <w:sz w:val="20"/>
               </w:rPr>
-              <w:t>1.05065 ± 0.00045</w:t>
+              <w:t>0.91443 ± 0.00107</w:t>
             </w:r>
           </w:p>
         </w:tc>
@@ -1143,7 +2137,7 @@
                 <w:rFonts w:ascii="Times New Roman" w:hAnsi="Times New Roman"/>
                 <w:sz w:val="20"/>
               </w:rPr>
-              <w:t>-0.3001</w:t>
+              <w:t>-0.1359</w:t>
             </w:r>
           </w:p>
         </w:tc>
@@ -1157,7 +2151,7 @@
                 <w:rFonts w:ascii="Times New Roman" w:hAnsi="Times New Roman"/>
                 <w:sz w:val="20"/>
               </w:rPr>
-              <w:t>0.71299</w:t>
+              <w:t>0.63307</w:t>
             </w:r>
           </w:p>
         </w:tc>
@@ -1171,7 +2165,7 @@
                 <w:rFonts w:ascii="Times New Roman" w:hAnsi="Times New Roman"/>
                 <w:sz w:val="20"/>
               </w:rPr>
-              <w:t>-1.2152</w:t>
+              <w:t>-1.1886</w:t>
             </w:r>
           </w:p>
         </w:tc>
@@ -1185,7 +2179,7 @@
                 <w:rFonts w:ascii="Times New Roman" w:hAnsi="Times New Roman"/>
                 <w:sz w:val="20"/>
               </w:rPr>
-              <w:t>+23.09\%</w:t>
+              <w:t>+7.54\%</w:t>
             </w:r>
           </w:p>
         </w:tc>
@@ -1214,6 +2208,148 @@
                 <w:sz w:val="20"/>
               </w:rPr>
               <w:t>DEGENERATE</w:t>
+            </w:r>
+          </w:p>
+        </w:tc>
+      </w:tr>
+      <w:tr>
+        <w:tc>
+          <w:tcPr>
+            <w:tcW w:type="dxa" w:w="864"/>
+          </w:tcPr>
+          <w:p>
+            <w:r>
+              <w:rPr>
+                <w:rFonts w:ascii="Times New Roman" w:hAnsi="Times New Roman"/>
+                <w:sz w:val="20"/>
+              </w:rPr>
+              <w:t>ARCH-LSTM</w:t>
+            </w:r>
+          </w:p>
+        </w:tc>
+        <w:tc>
+          <w:tcPr>
+            <w:tcW w:type="dxa" w:w="864"/>
+          </w:tcPr>
+          <w:p>
+            <w:r>
+              <w:rPr>
+                <w:rFonts w:ascii="Times New Roman" w:hAnsi="Times New Roman"/>
+                <w:sz w:val="20"/>
+              </w:rPr>
+              <w:t>1.54828 ± 0.00007</w:t>
+            </w:r>
+          </w:p>
+        </w:tc>
+        <w:tc>
+          <w:tcPr>
+            <w:tcW w:type="dxa" w:w="864"/>
+          </w:tcPr>
+          <w:p>
+            <w:r>
+              <w:rPr>
+                <w:rFonts w:ascii="Times New Roman" w:hAnsi="Times New Roman"/>
+                <w:sz w:val="20"/>
+              </w:rPr>
+              <w:t>1.24430</w:t>
+            </w:r>
+          </w:p>
+        </w:tc>
+        <w:tc>
+          <w:tcPr>
+            <w:tcW w:type="dxa" w:w="864"/>
+          </w:tcPr>
+          <w:p>
+            <w:r>
+              <w:rPr>
+                <w:rFonts w:ascii="Times New Roman" w:hAnsi="Times New Roman"/>
+                <w:sz w:val="20"/>
+              </w:rPr>
+              <w:t>0.83637 ± 0.00003</w:t>
+            </w:r>
+          </w:p>
+        </w:tc>
+        <w:tc>
+          <w:tcPr>
+            <w:tcW w:type="dxa" w:w="864"/>
+          </w:tcPr>
+          <w:p>
+            <w:r>
+              <w:rPr>
+                <w:rFonts w:ascii="Times New Roman" w:hAnsi="Times New Roman"/>
+                <w:sz w:val="20"/>
+              </w:rPr>
+              <w:t>-0.2326</w:t>
+            </w:r>
+          </w:p>
+        </w:tc>
+        <w:tc>
+          <w:tcPr>
+            <w:tcW w:type="dxa" w:w="864"/>
+          </w:tcPr>
+          <w:p>
+            <w:r>
+              <w:rPr>
+                <w:rFonts w:ascii="Times New Roman" w:hAnsi="Times New Roman"/>
+                <w:sz w:val="20"/>
+              </w:rPr>
+              <w:t>0.60477</w:t>
+            </w:r>
+          </w:p>
+        </w:tc>
+        <w:tc>
+          <w:tcPr>
+            <w:tcW w:type="dxa" w:w="864"/>
+          </w:tcPr>
+          <w:p>
+            <w:r>
+              <w:rPr>
+                <w:rFonts w:ascii="Times New Roman" w:hAnsi="Times New Roman"/>
+                <w:sz w:val="20"/>
+              </w:rPr>
+              <w:t>-1.1796</w:t>
+            </w:r>
+          </w:p>
+        </w:tc>
+        <w:tc>
+          <w:tcPr>
+            <w:tcW w:type="dxa" w:w="864"/>
+          </w:tcPr>
+          <w:p>
+            <w:r>
+              <w:rPr>
+                <w:rFonts w:ascii="Times New Roman" w:hAnsi="Times New Roman"/>
+                <w:sz w:val="20"/>
+              </w:rPr>
+              <w:t>+16.70\%</w:t>
+            </w:r>
+          </w:p>
+        </w:tc>
+        <w:tc>
+          <w:tcPr>
+            <w:tcW w:type="dxa" w:w="864"/>
+          </w:tcPr>
+          <w:p>
+            <w:r>
+              <w:rPr>
+                <w:rFonts w:ascii="Times New Roman" w:hAnsi="Times New Roman"/>
+                <w:sz w:val="20"/>
+              </w:rPr>
+              <w:t>Yes</w:t>
+            </w:r>
+          </w:p>
+        </w:tc>
+        <w:tc>
+          <w:tcPr>
+            <w:tcW w:type="dxa" w:w="864"/>
+          </w:tcPr>
+          <w:p>
+            <w:r>
+              <w:rPr>
+                <w:rFonts w:ascii="Times New Roman" w:hAnsi="Times New Roman"/>
+                <w:sz w:val="20"/>
+              </w:rPr>
+              <w:t>ok</w:t>
             </w:r>
           </w:p>
         </w:tc>
@@ -1359,7 +2495,7 @@
                 <w:rFonts w:ascii="Times New Roman" w:hAnsi="Times New Roman"/>
                 <w:sz w:val="20"/>
               </w:rPr>
-              <w:t>Yes</w:t>
+              <w:t>No</w:t>
             </w:r>
           </w:p>
         </w:tc>

--- a/outputs/tables/Table7_OOS_SP500.docx
+++ b/outputs/tables/Table7_OOS_SP500.docx
@@ -2081,148 +2081,6 @@
                 <w:rFonts w:ascii="Times New Roman" w:hAnsi="Times New Roman"/>
                 <w:sz w:val="20"/>
               </w:rPr>
-              <w:t>LSTM-SSE-t-Student</w:t>
-            </w:r>
-          </w:p>
-        </w:tc>
-        <w:tc>
-          <w:tcPr>
-            <w:tcW w:type="dxa" w:w="864"/>
-          </w:tcPr>
-          <w:p>
-            <w:r>
-              <w:rPr>
-                <w:rFonts w:ascii="Times New Roman" w:hAnsi="Times New Roman"/>
-                <w:sz w:val="20"/>
-              </w:rPr>
-              <w:t>1.42683 ± 0.00247</w:t>
-            </w:r>
-          </w:p>
-        </w:tc>
-        <w:tc>
-          <w:tcPr>
-            <w:tcW w:type="dxa" w:w="864"/>
-          </w:tcPr>
-          <w:p>
-            <w:r>
-              <w:rPr>
-                <w:rFonts w:ascii="Times New Roman" w:hAnsi="Times New Roman"/>
-                <w:sz w:val="20"/>
-              </w:rPr>
-              <w:t>1.19450</w:t>
-            </w:r>
-          </w:p>
-        </w:tc>
-        <w:tc>
-          <w:tcPr>
-            <w:tcW w:type="dxa" w:w="864"/>
-          </w:tcPr>
-          <w:p>
-            <w:r>
-              <w:rPr>
-                <w:rFonts w:ascii="Times New Roman" w:hAnsi="Times New Roman"/>
-                <w:sz w:val="20"/>
-              </w:rPr>
-              <w:t>0.91443 ± 0.00107</w:t>
-            </w:r>
-          </w:p>
-        </w:tc>
-        <w:tc>
-          <w:tcPr>
-            <w:tcW w:type="dxa" w:w="864"/>
-          </w:tcPr>
-          <w:p>
-            <w:r>
-              <w:rPr>
-                <w:rFonts w:ascii="Times New Roman" w:hAnsi="Times New Roman"/>
-                <w:sz w:val="20"/>
-              </w:rPr>
-              <w:t>-0.1359</w:t>
-            </w:r>
-          </w:p>
-        </w:tc>
-        <w:tc>
-          <w:tcPr>
-            <w:tcW w:type="dxa" w:w="864"/>
-          </w:tcPr>
-          <w:p>
-            <w:r>
-              <w:rPr>
-                <w:rFonts w:ascii="Times New Roman" w:hAnsi="Times New Roman"/>
-                <w:sz w:val="20"/>
-              </w:rPr>
-              <w:t>0.63307</w:t>
-            </w:r>
-          </w:p>
-        </w:tc>
-        <w:tc>
-          <w:tcPr>
-            <w:tcW w:type="dxa" w:w="864"/>
-          </w:tcPr>
-          <w:p>
-            <w:r>
-              <w:rPr>
-                <w:rFonts w:ascii="Times New Roman" w:hAnsi="Times New Roman"/>
-                <w:sz w:val="20"/>
-              </w:rPr>
-              <w:t>-1.1886</w:t>
-            </w:r>
-          </w:p>
-        </w:tc>
-        <w:tc>
-          <w:tcPr>
-            <w:tcW w:type="dxa" w:w="864"/>
-          </w:tcPr>
-          <w:p>
-            <w:r>
-              <w:rPr>
-                <w:rFonts w:ascii="Times New Roman" w:hAnsi="Times New Roman"/>
-                <w:sz w:val="20"/>
-              </w:rPr>
-              <w:t>+7.54\%</w:t>
-            </w:r>
-          </w:p>
-        </w:tc>
-        <w:tc>
-          <w:tcPr>
-            <w:tcW w:type="dxa" w:w="864"/>
-          </w:tcPr>
-          <w:p>
-            <w:r>
-              <w:rPr>
-                <w:rFonts w:ascii="Times New Roman" w:hAnsi="Times New Roman"/>
-                <w:sz w:val="20"/>
-              </w:rPr>
-              <w:t>Yes</w:t>
-            </w:r>
-          </w:p>
-        </w:tc>
-        <w:tc>
-          <w:tcPr>
-            <w:tcW w:type="dxa" w:w="864"/>
-          </w:tcPr>
-          <w:p>
-            <w:r>
-              <w:rPr>
-                <w:rFonts w:ascii="Times New Roman" w:hAnsi="Times New Roman"/>
-                <w:sz w:val="20"/>
-              </w:rPr>
-              <w:t>DEGENERATE</w:t>
-            </w:r>
-          </w:p>
-        </w:tc>
-      </w:tr>
-      <w:tr>
-        <w:tc>
-          <w:tcPr>
-            <w:tcW w:type="dxa" w:w="864"/>
-          </w:tcPr>
-          <w:p>
-            <w:r>
-              <w:rPr>
-                <w:rFonts w:ascii="Times New Roman" w:hAnsi="Times New Roman"/>
-                <w:sz w:val="20"/>
-              </w:rPr>
               <w:t>ARCH-LSTM</w:t>
             </w:r>
           </w:p>
@@ -2237,7 +2095,7 @@
                 <w:rFonts w:ascii="Times New Roman" w:hAnsi="Times New Roman"/>
                 <w:sz w:val="20"/>
               </w:rPr>
-              <w:t>1.54828 ± 0.00007</w:t>
+              <w:t>1.39472 ± 0.00032</w:t>
             </w:r>
           </w:p>
         </w:tc>
@@ -2251,7 +2109,7 @@
                 <w:rFonts w:ascii="Times New Roman" w:hAnsi="Times New Roman"/>
                 <w:sz w:val="20"/>
               </w:rPr>
-              <w:t>1.24430</w:t>
+              <w:t>1.18098</w:t>
             </w:r>
           </w:p>
         </w:tc>
@@ -2265,7 +2123,7 @@
                 <w:rFonts w:ascii="Times New Roman" w:hAnsi="Times New Roman"/>
                 <w:sz w:val="20"/>
               </w:rPr>
-              <w:t>0.83637 ± 0.00003</w:t>
+              <w:t>0.79473 ± 0.00015</w:t>
             </w:r>
           </w:p>
         </w:tc>
@@ -2279,7 +2137,7 @@
                 <w:rFonts w:ascii="Times New Roman" w:hAnsi="Times New Roman"/>
                 <w:sz w:val="20"/>
               </w:rPr>
-              <w:t>-0.2326</w:t>
+              <w:t>-0.1103</w:t>
             </w:r>
           </w:p>
         </w:tc>
@@ -2293,7 +2151,7 @@
                 <w:rFonts w:ascii="Times New Roman" w:hAnsi="Times New Roman"/>
                 <w:sz w:val="20"/>
               </w:rPr>
-              <w:t>0.60477</w:t>
+              <w:t>0.57923</w:t>
             </w:r>
           </w:p>
         </w:tc>
@@ -2307,7 +2165,7 @@
                 <w:rFonts w:ascii="Times New Roman" w:hAnsi="Times New Roman"/>
                 <w:sz w:val="20"/>
               </w:rPr>
-              <w:t>-1.1796</w:t>
+              <w:t>-1.1710</w:t>
             </w:r>
           </w:p>
         </w:tc>
@@ -2321,7 +2179,7 @@
                 <w:rFonts w:ascii="Times New Roman" w:hAnsi="Times New Roman"/>
                 <w:sz w:val="20"/>
               </w:rPr>
-              <w:t>+16.70\%</w:t>
+              <w:t>+5.12\%</w:t>
             </w:r>
           </w:p>
         </w:tc>
@@ -2350,6 +2208,148 @@
                 <w:sz w:val="20"/>
               </w:rPr>
               <w:t>ok</w:t>
+            </w:r>
+          </w:p>
+        </w:tc>
+      </w:tr>
+      <w:tr>
+        <w:tc>
+          <w:tcPr>
+            <w:tcW w:type="dxa" w:w="864"/>
+          </w:tcPr>
+          <w:p>
+            <w:r>
+              <w:rPr>
+                <w:rFonts w:ascii="Times New Roman" w:hAnsi="Times New Roman"/>
+                <w:sz w:val="20"/>
+              </w:rPr>
+              <w:t>GARCH-LSTM</w:t>
+            </w:r>
+          </w:p>
+        </w:tc>
+        <w:tc>
+          <w:tcPr>
+            <w:tcW w:type="dxa" w:w="864"/>
+          </w:tcPr>
+          <w:p>
+            <w:r>
+              <w:rPr>
+                <w:rFonts w:ascii="Times New Roman" w:hAnsi="Times New Roman"/>
+                <w:sz w:val="20"/>
+              </w:rPr>
+              <w:t>1.32380 ± 0.00044</w:t>
+            </w:r>
+          </w:p>
+        </w:tc>
+        <w:tc>
+          <w:tcPr>
+            <w:tcW w:type="dxa" w:w="864"/>
+          </w:tcPr>
+          <w:p>
+            <w:r>
+              <w:rPr>
+                <w:rFonts w:ascii="Times New Roman" w:hAnsi="Times New Roman"/>
+                <w:sz w:val="20"/>
+              </w:rPr>
+              <w:t>1.15056</w:t>
+            </w:r>
+          </w:p>
+        </w:tc>
+        <w:tc>
+          <w:tcPr>
+            <w:tcW w:type="dxa" w:w="864"/>
+          </w:tcPr>
+          <w:p>
+            <w:r>
+              <w:rPr>
+                <w:rFonts w:ascii="Times New Roman" w:hAnsi="Times New Roman"/>
+                <w:sz w:val="20"/>
+              </w:rPr>
+              <w:t>0.74478 ± 0.00019</w:t>
+            </w:r>
+          </w:p>
+        </w:tc>
+        <w:tc>
+          <w:tcPr>
+            <w:tcW w:type="dxa" w:w="864"/>
+          </w:tcPr>
+          <w:p>
+            <w:r>
+              <w:rPr>
+                <w:rFonts w:ascii="Times New Roman" w:hAnsi="Times New Roman"/>
+                <w:sz w:val="20"/>
+              </w:rPr>
+              <w:t>-0.0539</w:t>
+            </w:r>
+          </w:p>
+        </w:tc>
+        <w:tc>
+          <w:tcPr>
+            <w:tcW w:type="dxa" w:w="864"/>
+          </w:tcPr>
+          <w:p>
+            <w:r>
+              <w:rPr>
+                <w:rFonts w:ascii="Times New Roman" w:hAnsi="Times New Roman"/>
+                <w:sz w:val="20"/>
+              </w:rPr>
+              <w:t>0.53301</w:t>
+            </w:r>
+          </w:p>
+        </w:tc>
+        <w:tc>
+          <w:tcPr>
+            <w:tcW w:type="dxa" w:w="864"/>
+          </w:tcPr>
+          <w:p>
+            <w:r>
+              <w:rPr>
+                <w:rFonts w:ascii="Times New Roman" w:hAnsi="Times New Roman"/>
+                <w:sz w:val="20"/>
+              </w:rPr>
+              <w:t>-1.1548</w:t>
+            </w:r>
+          </w:p>
+        </w:tc>
+        <w:tc>
+          <w:tcPr>
+            <w:tcW w:type="dxa" w:w="864"/>
+          </w:tcPr>
+          <w:p>
+            <w:r>
+              <w:rPr>
+                <w:rFonts w:ascii="Times New Roman" w:hAnsi="Times New Roman"/>
+                <w:sz w:val="20"/>
+              </w:rPr>
+              <w:t>-0.22\%</w:t>
+            </w:r>
+          </w:p>
+        </w:tc>
+        <w:tc>
+          <w:tcPr>
+            <w:tcW w:type="dxa" w:w="864"/>
+          </w:tcPr>
+          <w:p>
+            <w:r>
+              <w:rPr>
+                <w:rFonts w:ascii="Times New Roman" w:hAnsi="Times New Roman"/>
+                <w:sz w:val="20"/>
+              </w:rPr>
+              <w:t>Yes</w:t>
+            </w:r>
+          </w:p>
+        </w:tc>
+        <w:tc>
+          <w:tcPr>
+            <w:tcW w:type="dxa" w:w="864"/>
+          </w:tcPr>
+          <w:p>
+            <w:r>
+              <w:rPr>
+                <w:rFonts w:ascii="Times New Roman" w:hAnsi="Times New Roman"/>
+                <w:sz w:val="20"/>
+              </w:rPr>
+              <w:t>—</w:t>
             </w:r>
           </w:p>
         </w:tc>

--- a/outputs/tables/Table7_OOS_SP500.docx
+++ b/outputs/tables/Table7_OOS_SP500.docx
@@ -2081,149 +2081,7 @@
                 <w:rFonts w:ascii="Times New Roman" w:hAnsi="Times New Roman"/>
                 <w:sz w:val="20"/>
               </w:rPr>
-              <w:t>ARCH-LSTM</w:t>
-            </w:r>
-          </w:p>
-        </w:tc>
-        <w:tc>
-          <w:tcPr>
-            <w:tcW w:type="dxa" w:w="864"/>
-          </w:tcPr>
-          <w:p>
-            <w:r>
-              <w:rPr>
-                <w:rFonts w:ascii="Times New Roman" w:hAnsi="Times New Roman"/>
-                <w:sz w:val="20"/>
-              </w:rPr>
-              <w:t>1.39472 ± 0.00032</w:t>
-            </w:r>
-          </w:p>
-        </w:tc>
-        <w:tc>
-          <w:tcPr>
-            <w:tcW w:type="dxa" w:w="864"/>
-          </w:tcPr>
-          <w:p>
-            <w:r>
-              <w:rPr>
-                <w:rFonts w:ascii="Times New Roman" w:hAnsi="Times New Roman"/>
-                <w:sz w:val="20"/>
-              </w:rPr>
-              <w:t>1.18098</w:t>
-            </w:r>
-          </w:p>
-        </w:tc>
-        <w:tc>
-          <w:tcPr>
-            <w:tcW w:type="dxa" w:w="864"/>
-          </w:tcPr>
-          <w:p>
-            <w:r>
-              <w:rPr>
-                <w:rFonts w:ascii="Times New Roman" w:hAnsi="Times New Roman"/>
-                <w:sz w:val="20"/>
-              </w:rPr>
-              <w:t>0.79473 ± 0.00015</w:t>
-            </w:r>
-          </w:p>
-        </w:tc>
-        <w:tc>
-          <w:tcPr>
-            <w:tcW w:type="dxa" w:w="864"/>
-          </w:tcPr>
-          <w:p>
-            <w:r>
-              <w:rPr>
-                <w:rFonts w:ascii="Times New Roman" w:hAnsi="Times New Roman"/>
-                <w:sz w:val="20"/>
-              </w:rPr>
-              <w:t>-0.1103</w:t>
-            </w:r>
-          </w:p>
-        </w:tc>
-        <w:tc>
-          <w:tcPr>
-            <w:tcW w:type="dxa" w:w="864"/>
-          </w:tcPr>
-          <w:p>
-            <w:r>
-              <w:rPr>
-                <w:rFonts w:ascii="Times New Roman" w:hAnsi="Times New Roman"/>
-                <w:sz w:val="20"/>
-              </w:rPr>
-              <w:t>0.57923</w:t>
-            </w:r>
-          </w:p>
-        </w:tc>
-        <w:tc>
-          <w:tcPr>
-            <w:tcW w:type="dxa" w:w="864"/>
-          </w:tcPr>
-          <w:p>
-            <w:r>
-              <w:rPr>
-                <w:rFonts w:ascii="Times New Roman" w:hAnsi="Times New Roman"/>
-                <w:sz w:val="20"/>
-              </w:rPr>
-              <w:t>-1.1710</w:t>
-            </w:r>
-          </w:p>
-        </w:tc>
-        <w:tc>
-          <w:tcPr>
-            <w:tcW w:type="dxa" w:w="864"/>
-          </w:tcPr>
-          <w:p>
-            <w:r>
-              <w:rPr>
-                <w:rFonts w:ascii="Times New Roman" w:hAnsi="Times New Roman"/>
-                <w:sz w:val="20"/>
-              </w:rPr>
-              <w:t>+5.12\%</w:t>
-            </w:r>
-          </w:p>
-        </w:tc>
-        <w:tc>
-          <w:tcPr>
-            <w:tcW w:type="dxa" w:w="864"/>
-          </w:tcPr>
-          <w:p>
-            <w:r>
-              <w:rPr>
-                <w:rFonts w:ascii="Times New Roman" w:hAnsi="Times New Roman"/>
-                <w:sz w:val="20"/>
-              </w:rPr>
-              <w:t>Yes</w:t>
-            </w:r>
-          </w:p>
-        </w:tc>
-        <w:tc>
-          <w:tcPr>
-            <w:tcW w:type="dxa" w:w="864"/>
-          </w:tcPr>
-          <w:p>
-            <w:r>
-              <w:rPr>
-                <w:rFonts w:ascii="Times New Roman" w:hAnsi="Times New Roman"/>
-                <w:sz w:val="20"/>
-              </w:rPr>
-              <w:t>ok</w:t>
-            </w:r>
-          </w:p>
-        </w:tc>
-      </w:tr>
-      <w:tr>
-        <w:tc>
-          <w:tcPr>
-            <w:tcW w:type="dxa" w:w="864"/>
-          </w:tcPr>
-          <w:p>
-            <w:r>
-              <w:rPr>
-                <w:rFonts w:ascii="Times New Roman" w:hAnsi="Times New Roman"/>
-                <w:sz w:val="20"/>
-              </w:rPr>
-              <w:t>GARCH-LSTM</w:t>
+              <w:t>LSTM-SSE-t-Student</w:t>
             </w:r>
           </w:p>
         </w:tc>
